--- a/ky/discovery-articles/3.3 Электромагнетизм.docx
+++ b/ky/discovery-articles/3.3 Электромагнетизм.docx
@@ -4,580 +4,386 @@
   <w:body>
     <w:p>
       <w:pPr>
-        <w:keepNext/>
-        <w:spacing w:before="280" w:after="120"/>
+        <w:pStyle w:val="Title"/>
+        <w:widowControl/>
       </w:pPr>
       <w:r>
-        <w:rPr>
-          <w:rFonts w:ascii="Calibri" w:hAnsi="Calibri" w:eastAsia="Calibri"/>
-          <w:b/>
-          <w:i w:val="0"/>
-          <w:color w:val="004E8C"/>
-          <w:sz w:val="44"/>
-        </w:rPr>
         <w:t>3.3 Электромагнетизм</w:t>
       </w:r>
     </w:p>
     <w:p>
       <w:pPr>
-        <w:spacing w:after="80"/>
+        <w:keepNext/>
+        <w:widowControl/>
       </w:pPr>
       <w:r>
         <w:rPr>
-          <w:rFonts w:ascii="Calibri" w:hAnsi="Calibri" w:eastAsia="Calibri"/>
-          <w:b w:val="0"/>
-          <w:i/>
-          <w:color w:val="505050"/>
-          <w:sz w:val="22"/>
+          <w:sz w:val="20"/>
         </w:rPr>
-        <w:t>3. Өнөр жай, энергетика жана транспорт</w:t>
-      </w:r>
-    </w:p>
-    <w:p>
-      <w:pPr>
-        <w:spacing w:after="200"/>
-      </w:pPr>
-      <w:r>
-        <w:rPr>
-          <w:rFonts w:ascii="Calibri" w:hAnsi="Calibri" w:eastAsia="Calibri"/>
-          <w:b w:val="0"/>
-          <w:i/>
-          <w:sz w:val="22"/>
-        </w:rPr>
-        <w:t>Мезгил: 1820–1865-жылдар (Эрстед, Ампер, Фарадей, Максвелл) | Негизги өкүлдөр: Ханс Кристиан Эрстед; Андре-Мари Ампер; Майкл Фарадей; Жеймс Клерк Максвелл</w:t>
-      </w:r>
-    </w:p>
-    <w:p>
-      <w:pPr>
-        <w:spacing w:after="160" w:line="276" w:lineRule="auto"/>
-      </w:pPr>
-      <w:r>
-        <w:rPr>
-          <w:rFonts w:ascii="Calibri" w:hAnsi="Calibri" w:eastAsia="Calibri"/>
-          <w:b w:val="0"/>
-          <w:i w:val="0"/>
-          <w:sz w:val="22"/>
-        </w:rPr>
-        <w:t>Электромагнетизм электр менен магнит кубулуштары бирдиктүү күчтүн эки көрүнүшү экенин, ал эми жарыктын өзү электромагниттик толкун экенин түшүндүрөт. Электр мотору, радио жана азыркы физиканын кыйла бөлүгү ушул теорияга таянат.</w:t>
+        <w:t>3. Өнөр жай, энергия жана транспорт</w:t>
       </w:r>
     </w:p>
     <w:p>
       <w:pPr>
         <w:keepNext/>
-        <w:spacing w:before="240" w:after="120"/>
+        <w:widowControl/>
       </w:pPr>
       <w:r>
         <w:rPr>
-          <w:rFonts w:ascii="Calibri" w:hAnsi="Calibri" w:eastAsia="Calibri"/>
-          <w:b/>
-          <w:i w:val="0"/>
-          <w:color w:val="004E8C"/>
-          <w:sz w:val="28"/>
+          <w:sz w:val="20"/>
         </w:rPr>
-        <w:t>Негизги фактылар</w:t>
+        <w:t>Мезгил: 1820–1865-жылдар (Эрстед, Ампер, Фарадей, Максвелл) | Негизги салым кошкондор: Ханс Кристиан Эрстед; Андре-Мари Ампер; Майкл Фарадей; Жеймс Клерк Максвелл</w:t>
+      </w:r>
+    </w:p>
+    <w:p>
+      <w:pPr>
+        <w:widowControl/>
+      </w:pPr>
+      <w:r>
+        <w:t>Электромагнетизм электр менен магнит бир күчтүн эки көрүнүшү экенин, ал эми жарык электромагниттик толкун экенин ачып берген. Бул теория кыймылдаткычтардын, радионун жана азыркы физиканын чоң бөлүгүнүн негизинде жатат.</w:t>
+      </w:r>
+    </w:p>
+    <w:p>
+      <w:pPr>
+        <w:pStyle w:val="Heading1"/>
+        <w:widowControl/>
+      </w:pPr>
+      <w:r>
+        <w:t>Негизги маалыматтар</w:t>
       </w:r>
     </w:p>
     <w:p>
       <w:pPr>
         <w:pStyle w:val="ListBullet"/>
+        <w:widowControl/>
       </w:pPr>
       <w:r>
-        <w:rPr>
-          <w:rFonts w:ascii="Calibri" w:hAnsi="Calibri" w:eastAsia="Calibri"/>
-          <w:b w:val="0"/>
-          <w:i w:val="0"/>
-          <w:sz w:val="22"/>
-        </w:rPr>
-        <w:t>Ханс Кристиан Эрстед 1820-жылы электр тогу компастын жебесин бурарын байкаган</w:t>
+        <w:t>Ханс Кристиан Эрстед 1820-жылы ток компастын жебесин бурарын байкаган.</w:t>
       </w:r>
     </w:p>
     <w:p>
       <w:pPr>
         <w:pStyle w:val="ListBullet"/>
+        <w:widowControl/>
       </w:pPr>
       <w:r>
-        <w:rPr>
-          <w:rFonts w:ascii="Calibri" w:hAnsi="Calibri" w:eastAsia="Calibri"/>
-          <w:b w:val="0"/>
-          <w:i w:val="0"/>
-          <w:sz w:val="22"/>
-        </w:rPr>
-        <w:t>Фарадей өзгөрүп турган магнит талаасы электр тогун жаратарын көрсөткөн</w:t>
+        <w:t>Фарадей өзгөргөн магнит талаасы ток жарата аларын көрсөткөн.</w:t>
       </w:r>
     </w:p>
     <w:p>
       <w:pPr>
         <w:pStyle w:val="ListBullet"/>
+        <w:widowControl/>
       </w:pPr>
       <w:r>
-        <w:rPr>
-          <w:rFonts w:ascii="Calibri" w:hAnsi="Calibri" w:eastAsia="Calibri"/>
-          <w:b w:val="0"/>
-          <w:i w:val="0"/>
-          <w:sz w:val="22"/>
-        </w:rPr>
-        <w:t>Жеймс Клерк Максвелл 1860-жылдары бул мыйзамдарды бирдиктүү теорияга бириктирген</w:t>
+        <w:t>Жеймс Клерк Максвелл 1860-жылдары мыйзамдарды бириктирген.</w:t>
       </w:r>
     </w:p>
     <w:p>
       <w:pPr>
         <w:pStyle w:val="ListBullet"/>
+        <w:widowControl/>
       </w:pPr>
       <w:r>
-        <w:rPr>
-          <w:rFonts w:ascii="Calibri" w:hAnsi="Calibri" w:eastAsia="Calibri"/>
-          <w:b w:val="0"/>
-          <w:i w:val="0"/>
-          <w:sz w:val="22"/>
-        </w:rPr>
-        <w:t>Анын теңдемелеринен жарык электромагниттик толкун экени келип чыккан</w:t>
+        <w:t>Анын теңдемелеринен жарык электромагниттик толкун экени келип чыккан.</w:t>
       </w:r>
     </w:p>
     <w:p>
       <w:pPr>
         <w:pStyle w:val="ListBullet"/>
+        <w:widowControl/>
       </w:pPr>
       <w:r>
-        <w:rPr>
-          <w:rFonts w:ascii="Calibri" w:hAnsi="Calibri" w:eastAsia="Calibri"/>
-          <w:b w:val="0"/>
-          <w:i w:val="0"/>
-          <w:sz w:val="22"/>
-        </w:rPr>
-        <w:t>Генрих Герц 1880-жылдары радио толкундарын жаратып, аларды кабыл алган</w:t>
+        <w:t>Генрих Герц 1880-жылдары радиотолкундарды жаратып, аныктаган.</w:t>
       </w:r>
     </w:p>
     <w:p>
       <w:pPr>
-        <w:keepNext/>
-        <w:spacing w:before="240" w:after="120"/>
+        <w:pStyle w:val="Heading1"/>
+        <w:widowControl/>
       </w:pPr>
       <w:r>
-        <w:rPr>
-          <w:rFonts w:ascii="Calibri" w:hAnsi="Calibri" w:eastAsia="Calibri"/>
-          <w:b/>
-          <w:i w:val="0"/>
-          <w:color w:val="004E8C"/>
-          <w:sz w:val="28"/>
-        </w:rPr>
-        <w:t>Бул эмне</w:t>
+        <w:t>Бул эмне?</w:t>
       </w:r>
     </w:p>
     <w:p>
       <w:pPr>
-        <w:spacing w:after="160" w:line="276" w:lineRule="auto"/>
+        <w:widowControl/>
       </w:pPr>
       <w:r>
-        <w:rPr>
-          <w:rFonts w:ascii="Calibri" w:hAnsi="Calibri" w:eastAsia="Calibri"/>
-          <w:b w:val="0"/>
-          <w:i w:val="0"/>
-          <w:sz w:val="22"/>
-        </w:rPr>
-        <w:t>Электромагнетизм электр заряддарын, магниттерди жана алар түзгөн талааларды изилдейт. Бул жерде талаа деп көзгө көрүнгөн эч нерсе тийбесе да, зарядга же компастын жебесине күч бере алган мейкиндиктин абалы түшүнүлөт. Аны айрым нерселер гана сезе алган көзгө көрүнбөс шамалга салыштырууга болот. XIX кылымдагы эң чоң ачылыш — электр, магнит жана жарык өз-өзүнчө үч сыр эмес, бир эле кубулуштун өз ара байланышкан көрүнүштөрү экендиги болгон.</w:t>
+        <w:t>Электромагнетизм электр заряддарын, магниттерди жана алар жараткан талааларды изилдейт. Бул жерде талаа — көзгө көрүнгөн нерсе тийбесе да, зарядга же компас жебесине күч таасир эте турган мейкиндиктеги абал. Аны айрым гана нерселер сезген көрүнбөс шамалга салыштырууга болот. XIX кылымдагы чоң ачылыш электр, магнит жана жарык үч өзүнчө сыр эмес, бири-бири менен байланышкан кубулуштар экенинде болгон.</w:t>
       </w:r>
     </w:p>
     <w:p>
       <w:pPr>
-        <w:keepNext/>
-        <w:spacing w:before="240" w:after="120"/>
+        <w:pStyle w:val="Heading1"/>
+        <w:widowControl/>
       </w:pPr>
       <w:r>
-        <w:rPr>
-          <w:rFonts w:ascii="Calibri" w:hAnsi="Calibri" w:eastAsia="Calibri"/>
-          <w:b/>
-          <w:i w:val="0"/>
-          <w:color w:val="004E8C"/>
-          <w:sz w:val="28"/>
-        </w:rPr>
-        <w:t>Аны ким ачкан же ойлоп тапкан</w:t>
+        <w:t xml:space="preserve">Ким ойлоп тапкан</w:t>
       </w:r>
     </w:p>
     <w:p>
       <w:pPr>
-        <w:spacing w:after="160" w:line="276" w:lineRule="auto"/>
+        <w:widowControl/>
       </w:pPr>
       <w:r>
-        <w:rPr>
-          <w:rFonts w:ascii="Calibri" w:hAnsi="Calibri" w:eastAsia="Calibri"/>
-          <w:b w:val="0"/>
-          <w:i w:val="0"/>
-          <w:sz w:val="22"/>
-        </w:rPr>
-        <w:t>Ханс Кристиан Эрстед 1820-жылы ток өткөн зым жакын турган компастын жебесин бурарын байкаган. Майкл Фарадей андан кийин тескери кубулушту көрсөткөн: кыймылдаган магнит электр тогун пайда кылат, ал эми ток өткөн зымга магнит талаасы күч менен таасир этет. Жеймс Клерк Максвелл 1860-жылдары бул фактыларды бириктирген теңдемелерди түзүп, жарык ылдамдыгы менен тараган толкундардын болушун алдын ала айткан. Кийин Генрих Герц ал толкундарды лабораторияда жаратып, кабыл алган.</w:t>
+        <w:t>Ханс Кристиан Эрстед 1820-жылы ток өткөн зым жанындагы компасты бурарын байкаган. Майкл Фарадей кийин тескери байланышты көрсөткөн: магниттик шарттын өзгөрүшү ток жарата алат, ал эми ток өткөн зымга күч таасир этет. Жеймс Клерк Максвелл 1860-жылдары бул фактыларды байланыштырган теңдемелерди жазып, жарыктын ылдамдыгы менен тараган толкундарды алдын ала айткан. Генрих Герц кийин ошол толкундарды лабораторияда жараткан.</w:t>
       </w:r>
     </w:p>
     <w:p>
       <w:pPr>
-        <w:keepNext/>
-        <w:spacing w:before="240" w:after="120"/>
+        <w:pStyle w:val="Heading1"/>
+        <w:widowControl/>
       </w:pPr>
       <w:r>
-        <w:rPr>
-          <w:rFonts w:ascii="Calibri" w:hAnsi="Calibri" w:eastAsia="Calibri"/>
-          <w:b/>
-          <w:i w:val="0"/>
-          <w:color w:val="004E8C"/>
-          <w:sz w:val="28"/>
-        </w:rPr>
-        <w:t>Качан жана кантип пайда болгон</w:t>
+        <w:t>Качан жана кантип пайда болгон?</w:t>
       </w:r>
     </w:p>
     <w:p>
       <w:pPr>
-        <w:spacing w:after="160" w:line="276" w:lineRule="auto"/>
+        <w:widowControl/>
       </w:pPr>
       <w:r>
-        <w:rPr>
-          <w:rFonts w:ascii="Calibri" w:hAnsi="Calibri" w:eastAsia="Calibri"/>
-          <w:b w:val="0"/>
-          <w:i w:val="0"/>
-          <w:sz w:val="22"/>
-        </w:rPr>
-        <w:t>Бул илим Европадагы университет бөлмөлөрүндө жана жөнөкөй устаканаларда акырындап калыптанган. Изилдөөчүлөрдүн максаты башынан эле радио ойлоп табуу болгон эмес; баары батарея, зым орому жана магнит жебеси менен жүргүзүлгөн так тажрыйбалардан башталган. Максвеллдин жалпылоосу математикалык теория түрүндө жазылганы менен, анын өзөгүндө Фарадей элестеткен күч сызыктары турган. XIX кылымдын ортосунда теория менен тажрыйба бири-бирин улам текшерип, толуктап турган.</w:t>
+        <w:t>Бул иштер Европанын университет бөлмөлөрүндө жана чакан устаканаларында жүргүзүлгөн. Алар радиону ойлоп табуу планы менен башталган эмес. Башаты батарея, ором жана жебе менен жасалган кылдат тажрыйбаларда болгон. Максвеллдин бириктирүүсү математикалык болсо да, Фарадейдин күч сызыктары тууралуу физикалык элестерине таянган. XIX кылымдын ортосунда теория менен тажрыйба бири-бирин улам тактап турган.</w:t>
       </w:r>
     </w:p>
     <w:p>
       <w:pPr>
-        <w:keepNext/>
-        <w:spacing w:before="240" w:after="120"/>
+        <w:pStyle w:val="Heading1"/>
+        <w:widowControl/>
       </w:pPr>
       <w:r>
-        <w:rPr>
-          <w:rFonts w:ascii="Calibri" w:hAnsi="Calibri" w:eastAsia="Calibri"/>
-          <w:b/>
-          <w:i w:val="0"/>
-          <w:color w:val="004E8C"/>
-          <w:sz w:val="28"/>
-        </w:rPr>
-        <w:t>Илимий жактан мааниси</w:t>
+        <w:t>Илим үчүн мааниси</w:t>
       </w:r>
     </w:p>
     <w:p>
       <w:pPr>
-        <w:spacing w:after="160" w:line="276" w:lineRule="auto"/>
+        <w:widowControl/>
       </w:pPr>
       <w:r>
-        <w:rPr>
-          <w:rFonts w:ascii="Calibri" w:hAnsi="Calibri" w:eastAsia="Calibri"/>
-          <w:b w:val="0"/>
-          <w:i w:val="0"/>
-          <w:sz w:val="22"/>
-        </w:rPr>
-        <w:t>Максвеллдин теориясы илимге жаңыча түшүнүк — көзгө көрүнбөгөн толкундарды алдын ала айта алган талаа теориясын киргизген. Ал жарыкты термелген электр жана магнит талаалары катары түшүндүргөн. Кийин бул идея Эйнштейндин эмгегине жана XX кылымдагы физиканын чоң бөлүгүнө багыт берген. Практикада болсо мотор, генератор жана зымсыз байланыш кокустук ыкмалар эмес, бирдиктүү мыйзамдын колдонулушу экени белгилүү болгон.</w:t>
+        <w:t>Максвеллдин теориясы илимдеги жаңы түрдөгү түзүлүш болгон: ал көрүнө элек толкундарды алдын ала айткан талаа теориясын берген. Жарык термелген электр жана магнит талаалары катары түшүндүрүлгөн. Бул түшүнүк кийин Эйнштейнге жана XX кылымдагы физиканын көп бөлүгүнө жол көрсөткөн. Практикада кыймылдаткыч, генератор жана зымсыз сигнал кокусунан иштеген амал эмес, бирдиктүү мыйзамдардын колдонулушу экени аныкталган.</w:t>
       </w:r>
     </w:p>
     <w:p>
       <w:pPr>
-        <w:keepNext/>
-        <w:spacing w:before="240" w:after="120"/>
+        <w:pStyle w:val="Heading1"/>
+        <w:widowControl/>
       </w:pPr>
       <w:r>
-        <w:rPr>
-          <w:rFonts w:ascii="Calibri" w:hAnsi="Calibri" w:eastAsia="Calibri"/>
-          <w:b/>
-          <w:i w:val="0"/>
-          <w:color w:val="004E8C"/>
-          <w:sz w:val="28"/>
-        </w:rPr>
-        <w:t>Кийинки өнүгүүлөргө тийгизген таасири</w:t>
+        <w:t>Кийинки өнүгүүгө тийгизген таасири</w:t>
       </w:r>
     </w:p>
     <w:p>
       <w:pPr>
-        <w:spacing w:after="160" w:line="276" w:lineRule="auto"/>
+        <w:widowControl/>
       </w:pPr>
       <w:r>
-        <w:rPr>
-          <w:rFonts w:ascii="Calibri" w:hAnsi="Calibri" w:eastAsia="Calibri"/>
-          <w:b w:val="0"/>
-          <w:i w:val="0"/>
-          <w:sz w:val="22"/>
-        </w:rPr>
-        <w:t>Электр мотору, трансформатор, микрофон, магниттик-резонанстык томограф жана радио антенна — электромагнетизмдин иш жүзүндөгү колдонмолору. Герцтин тажрыйбасынан кийин зымсыз телеграф, радар жана микротолкундуу меш пайда болгон. Электроника электромагниттик кубулуштарды чакан түзмөктөрдө башкаруу өнөрүнө айланган. Ушундай бирдиктүү теория болбосо, электр доорунун техникасы өз ара байланышы жок шаймандардын жыйындысы бойдон калмак.</w:t>
+        <w:t>Ар бир электр кыймылдаткычы, трансформатор, микрофон, магниттик-резонанстык томография (МРТ) аппараты жана радио антенна электромагнетизмди колдонот. Герцтин иштеринен кийин зымсыз телеграф, радар жана микротолкун мештери келген. Электроника чакан түзмөктөрдөгү электромагниттик таасирлерди башкаруу менен иштейт. Бул бириктирүү болбосо, электр доору өз ара байланышы түшүнүксүз көп аспаптардан гана турмак.</w:t>
       </w:r>
     </w:p>
     <w:p>
       <w:pPr>
-        <w:keepNext/>
-        <w:spacing w:before="240" w:after="120"/>
+        <w:pStyle w:val="Heading1"/>
+        <w:widowControl/>
       </w:pPr>
       <w:r>
-        <w:rPr>
-          <w:rFonts w:ascii="Calibri" w:hAnsi="Calibri" w:eastAsia="Calibri"/>
-          <w:b/>
-          <w:i w:val="0"/>
-          <w:color w:val="004E8C"/>
-          <w:sz w:val="28"/>
-        </w:rPr>
-        <w:t>Адамдардын жашоосун кантип өзгөрткөн</w:t>
+        <w:t>Адамдардын жашоосун кантип өзгөрткөн?</w:t>
       </w:r>
     </w:p>
     <w:p>
       <w:pPr>
-        <w:spacing w:after="160" w:line="276" w:lineRule="auto"/>
+        <w:widowControl/>
       </w:pPr>
       <w:r>
-        <w:rPr>
-          <w:rFonts w:ascii="Calibri" w:hAnsi="Calibri" w:eastAsia="Calibri"/>
-          <w:b w:val="0"/>
-          <w:i w:val="0"/>
-          <w:sz w:val="22"/>
-        </w:rPr>
-        <w:t>Адамдар алыскы аралык менен заматта байланышууга жетишип, бош көрүнгөн мейкиндиктин ичинде көзгө көрүнбөс түзүлүш бар экенин түшүнө баштаган. Медицина жаңы сүрөттөө ыкмаларын, өнөр жай натыйжалуу машиналарды алган. Ошол эле учурда радио тоскоолдуктарын жөнгө салуу, жыштык тилкелерин мыйзам менен бөлүштүрүү зарылдыгы жаралган. Максвелл кагазга түшүргөн тынч теңдемелер бүгүнкү ызы-чуулуу дүйнөнүн техникасын дагы эле башкарып турат.</w:t>
+        <w:t>Коом алыска заматта байланышуу мүмкүнчүлүгүнө жана бош мейкиндикте көзгө көрүнбөгөн түзүлүштөр бар деген жаңы түшүнүккө ээ болгон. Медицина сүрөт алуу ыкмаларын, өнөр жай натыйжалуу машиналарды алган. Ошол эле учурда сигналдардын тоскоолдугу, жыштык спектрин жөнгө салган мыйзамдар жана эфирди бөлүшүү зарылдыгы жаралган. Максвеллдин кагаздагы үнсүз теңдемелери азыркы ызы-чуулуу дүйнөнү дагы эле иштетип турат.</w:t>
       </w:r>
     </w:p>
     <w:p>
       <w:pPr>
-        <w:keepNext/>
-        <w:spacing w:before="240" w:after="120"/>
+        <w:pStyle w:val="Heading1"/>
+        <w:widowControl/>
       </w:pPr>
       <w:r>
-        <w:rPr>
-          <w:rFonts w:ascii="Calibri" w:hAnsi="Calibri" w:eastAsia="Calibri"/>
-          <w:b/>
-          <w:i w:val="0"/>
-          <w:color w:val="004E8C"/>
-          <w:sz w:val="28"/>
-        </w:rPr>
-        <w:t>Булактар жана шилтемелер</w:t>
+        <w:t>Булактар жана кошумча окуу</w:t>
       </w:r>
     </w:p>
     <w:p>
       <w:pPr>
-        <w:keepNext/>
-        <w:spacing w:before="240" w:after="120"/>
+        <w:pStyle w:val="Heading2"/>
+        <w:widowControl/>
       </w:pPr>
       <w:r>
         <w:rPr>
-          <w:rFonts w:ascii="Calibri" w:hAnsi="Calibri" w:eastAsia="Calibri"/>
-          <w:b/>
-          <w:i w:val="0"/>
-          <w:color w:val="004E8C"/>
-          <w:sz w:val="24"/>
+          <w:sz w:val="20"/>
         </w:rPr>
-        <w:t>A. Китептер жана негизги илимий эмгектер</w:t>
+        <w:t>Китептер жана негизги илимий эмгектер</w:t>
       </w:r>
     </w:p>
     <w:p>
       <w:pPr>
-        <w:spacing w:after="80"/>
-        <w:ind w:left="360"/>
+        <w:widowControl/>
       </w:pPr>
       <w:r>
         <w:rPr>
-          <w:rFonts w:ascii="Calibri" w:hAnsi="Calibri" w:eastAsia="Calibri"/>
-          <w:b w:val="0"/>
-          <w:i w:val="0"/>
-          <w:sz w:val="22"/>
+          <w:sz w:val="20"/>
         </w:rPr>
         <w:t>1. McClellan, James E., and Harold Dorn. Science and Technology in World History. 3rd ed. Baltimore: Johns Hopkins University Press, 2015.</w:t>
       </w:r>
     </w:p>
     <w:p>
       <w:pPr>
-        <w:keepNext/>
-        <w:spacing w:before="240" w:after="120"/>
+        <w:pStyle w:val="Heading2"/>
+        <w:widowControl/>
       </w:pPr>
       <w:r>
         <w:rPr>
-          <w:rFonts w:ascii="Calibri" w:hAnsi="Calibri" w:eastAsia="Calibri"/>
-          <w:b/>
-          <w:i w:val="0"/>
-          <w:color w:val="004E8C"/>
-          <w:sz w:val="24"/>
+          <w:sz w:val="20"/>
         </w:rPr>
-        <w:t>C. Мекемелердин материалдары жана энциклопедиялык булактар</w:t>
+        <w:t>Уюмдардын жана энциклопедиялардын материалдары</w:t>
       </w:r>
     </w:p>
     <w:p>
       <w:pPr>
-        <w:spacing w:after="80"/>
-        <w:ind w:left="360"/>
+        <w:widowControl/>
       </w:pPr>
       <w:r>
         <w:rPr>
-          <w:rFonts w:ascii="Calibri" w:hAnsi="Calibri" w:eastAsia="Calibri"/>
-          <w:b w:val="0"/>
-          <w:i w:val="0"/>
-          <w:sz w:val="22"/>
+          <w:sz w:val="20"/>
         </w:rPr>
-        <w:t>1. Encyclopaedia Britannica. “Electromagnetism” (“Электромагнетизм”).</w:t>
-      </w:r>
-      <w:r>
-        <w:rPr>
-          <w:rFonts w:ascii="Calibri" w:hAnsi="Calibri" w:eastAsia="Calibri"/>
-          <w:b w:val="0"/>
-          <w:i w:val="0"/>
-          <w:sz w:val="22"/>
-        </w:rPr>
-        <w:t xml:space="preserve"> </w:t>
+        <w:t xml:space="preserve">1. Encyclopaedia Britannica. 'Electromagnetism.' </w:t>
       </w:r>
       <w:hyperlink r:id="rId9">
         <w:r>
           <w:rPr>
-            <w:rFonts w:ascii="Calibri" w:hAnsi="Calibri" w:eastAsia="Calibri"/>
-            <w:b w:val="0"/>
-            <w:i w:val="0"/>
-            <w:sz w:val="22"/>
-            <w:color w:val="0563C1"/>
-            <w:u w:val="single"/>
+            <w:sz w:val="20"/>
           </w:rPr>
           <w:t>https://www.britannica.com/science/electromagnetism</w:t>
         </w:r>
       </w:hyperlink>
+      <w:r>
+        <w:rPr>
+          <w:sz w:val="20"/>
+        </w:rPr>
+      </w:r>
     </w:p>
     <w:p>
       <w:pPr>
-        <w:spacing w:after="80"/>
-        <w:ind w:left="360"/>
+        <w:widowControl/>
       </w:pPr>
       <w:r>
         <w:rPr>
-          <w:rFonts w:ascii="Calibri" w:hAnsi="Calibri" w:eastAsia="Calibri"/>
-          <w:b w:val="0"/>
-          <w:i w:val="0"/>
-          <w:sz w:val="22"/>
+          <w:sz w:val="20"/>
         </w:rPr>
-        <w:t>2. Stanford Encyclopedia of Philosophy. “James Clerk Maxwell” (“Жеймс Клерк Максвелл”).</w:t>
-      </w:r>
-      <w:r>
-        <w:rPr>
-          <w:rFonts w:ascii="Calibri" w:hAnsi="Calibri" w:eastAsia="Calibri"/>
-          <w:b w:val="0"/>
-          <w:i w:val="0"/>
-          <w:sz w:val="22"/>
-        </w:rPr>
-        <w:t xml:space="preserve"> </w:t>
+        <w:t xml:space="preserve">2. Stanford Encyclopedia of Philosophy. 'James Clerk Maxwell.' </w:t>
       </w:r>
       <w:hyperlink r:id="rId10">
         <w:r>
           <w:rPr>
-            <w:rFonts w:ascii="Calibri" w:hAnsi="Calibri" w:eastAsia="Calibri"/>
-            <w:b w:val="0"/>
-            <w:i w:val="0"/>
-            <w:sz w:val="22"/>
-            <w:color w:val="0563C1"/>
-            <w:u w:val="single"/>
+            <w:sz w:val="20"/>
           </w:rPr>
           <w:t>https://plato.stanford.edu/entries/maxwell/</w:t>
         </w:r>
       </w:hyperlink>
-    </w:p>
-    <w:p>
-      <w:pPr>
-        <w:keepNext/>
-        <w:spacing w:before="240" w:after="120"/>
-      </w:pPr>
       <w:r>
         <w:rPr>
-          <w:rFonts w:ascii="Calibri" w:hAnsi="Calibri" w:eastAsia="Calibri"/>
-          <w:b/>
-          <w:i w:val="0"/>
-          <w:color w:val="004E8C"/>
-          <w:sz w:val="24"/>
+          <w:sz w:val="20"/>
         </w:rPr>
-        <w:t>D. Музейлердин, архивдердин жана китепканалардын материалдары</w:t>
       </w:r>
     </w:p>
     <w:p>
       <w:pPr>
-        <w:spacing w:after="80"/>
-        <w:ind w:left="360"/>
+        <w:pStyle w:val="Heading2"/>
+        <w:widowControl/>
       </w:pPr>
       <w:r>
         <w:rPr>
-          <w:rFonts w:ascii="Calibri" w:hAnsi="Calibri" w:eastAsia="Calibri"/>
-          <w:b w:val="0"/>
-          <w:i w:val="0"/>
-          <w:sz w:val="22"/>
+          <w:sz w:val="20"/>
         </w:rPr>
-        <w:t>1. Royal Institution. Фарадей жана электромагнетизмдин тарыхы.</w:t>
+        <w:t>Музейлердин, архивдердин жана китепканалардын материалдары</w:t>
       </w:r>
+    </w:p>
+    <w:p>
+      <w:pPr>
+        <w:widowControl/>
+      </w:pPr>
       <w:r>
         <w:rPr>
-          <w:rFonts w:ascii="Calibri" w:hAnsi="Calibri" w:eastAsia="Calibri"/>
-          <w:b w:val="0"/>
-          <w:i w:val="0"/>
-          <w:sz w:val="22"/>
+          <w:sz w:val="20"/>
         </w:rPr>
-        <w:t xml:space="preserve"> </w:t>
+        <w:t xml:space="preserve">1. Royal Institution. Faraday and the history of electromagnetism. </w:t>
       </w:r>
       <w:hyperlink r:id="rId11">
         <w:r>
           <w:rPr>
-            <w:rFonts w:ascii="Calibri" w:hAnsi="Calibri" w:eastAsia="Calibri"/>
-            <w:b w:val="0"/>
-            <w:i w:val="0"/>
-            <w:sz w:val="22"/>
-            <w:color w:val="0563C1"/>
-            <w:u w:val="single"/>
+            <w:sz w:val="20"/>
           </w:rPr>
           <w:t>https://www.rigb.org/our-history</w:t>
         </w:r>
       </w:hyperlink>
-    </w:p>
-    <w:p>
-      <w:pPr>
-        <w:keepNext/>
-        <w:spacing w:before="240" w:after="120"/>
-      </w:pPr>
       <w:r>
         <w:rPr>
-          <w:rFonts w:ascii="Calibri" w:hAnsi="Calibri" w:eastAsia="Calibri"/>
-          <w:b/>
-          <w:i w:val="0"/>
-          <w:color w:val="004E8C"/>
-          <w:sz w:val="24"/>
+          <w:sz w:val="20"/>
         </w:rPr>
-        <w:t>G. Космос агенттиктеринин, лабораториялардын жана илимий уюмдардын материалдары</w:t>
       </w:r>
     </w:p>
     <w:p>
       <w:pPr>
-        <w:spacing w:after="80"/>
-        <w:ind w:left="360"/>
+        <w:pStyle w:val="Heading2"/>
+        <w:widowControl/>
       </w:pPr>
       <w:r>
         <w:rPr>
-          <w:rFonts w:ascii="Calibri" w:hAnsi="Calibri" w:eastAsia="Calibri"/>
-          <w:b w:val="0"/>
-          <w:i w:val="0"/>
-          <w:sz w:val="22"/>
+          <w:sz w:val="20"/>
         </w:rPr>
-        <w:t>1. American Physical Society. Физиканын тарыхы боюнча материалдар.</w:t>
+        <w:t>Космос агенттиктери, лабораториялар жана илимий уюмдар</w:t>
       </w:r>
+    </w:p>
+    <w:p>
+      <w:pPr>
+        <w:widowControl/>
+      </w:pPr>
       <w:r>
         <w:rPr>
-          <w:rFonts w:ascii="Calibri" w:hAnsi="Calibri" w:eastAsia="Calibri"/>
-          <w:b w:val="0"/>
-          <w:i w:val="0"/>
-          <w:sz w:val="22"/>
+          <w:sz w:val="20"/>
         </w:rPr>
-        <w:t xml:space="preserve"> </w:t>
+        <w:t xml:space="preserve">1. American Physical Society. Physics history resources. </w:t>
       </w:r>
       <w:hyperlink r:id="rId12">
         <w:r>
           <w:rPr>
-            <w:rFonts w:ascii="Calibri" w:hAnsi="Calibri" w:eastAsia="Calibri"/>
-            <w:b w:val="0"/>
-            <w:i w:val="0"/>
-            <w:sz w:val="22"/>
-            <w:color w:val="0563C1"/>
-            <w:u w:val="single"/>
+            <w:sz w:val="20"/>
           </w:rPr>
           <w:t>https://www.aps.org/</w:t>
         </w:r>
       </w:hyperlink>
+      <w:r>
+        <w:rPr>
+          <w:sz w:val="20"/>
+        </w:rPr>
+      </w:r>
     </w:p>
     <w:sectPr>
-      <w:pgSz w:w="12240" w:h="15840"/>
-      <w:pgMar w:top="1296" w:right="1440" w:bottom="1296" w:left="1440" w:header="720" w:footer="720" w:gutter="0"/>
+      <w:footerReference w:type="default" r:id="rId13"/>
+      <w:pgSz w:w="11906" w:h="16838"/>
+      <w:pgMar w:top="1020" w:right="1134" w:bottom="1020" w:left="1134" w:header="720" w:footer="720" w:gutter="0"/>
       <w:cols w:space="720"/>
       <w:docGrid w:linePitch="360"/>
     </w:sectPr>
   </w:body>
 </w:document>
+</file>
+
+<file path=word/footer1.xml><?xml version="1.0" encoding="utf-8"?>
+<w:ftr xmlns:m="http://schemas.openxmlformats.org/officeDocument/2006/math" xmlns:mc="http://schemas.openxmlformats.org/markup-compatibility/2006" xmlns:mo="http://schemas.microsoft.com/office/mac/office/2008/main" xmlns:mv="urn:schemas-microsoft-com:mac:vml" xmlns:o="urn:schemas-microsoft-com:office:office" xmlns:r="http://schemas.openxmlformats.org/officeDocument/2006/relationships" xmlns:v="urn:schemas-microsoft-com:vml" xmlns:w10="urn:schemas-microsoft-com:office:word" xmlns:w14="http://schemas.microsoft.com/office/word/2010/wordml" xmlns:w="http://schemas.openxmlformats.org/wordprocessingml/2006/main" xmlns:wne="http://schemas.microsoft.com/office/word/2006/wordml" xmlns:wp14="http://schemas.microsoft.com/office/word/2010/wordprocessingDrawing" xmlns:wp="http://schemas.openxmlformats.org/drawingml/2006/wordprocessingDrawing" xmlns:wpc="http://schemas.microsoft.com/office/word/2010/wordprocessingCanvas" xmlns:wpg="http://schemas.microsoft.com/office/word/2010/wordprocessingGroup" xmlns:wpi="http://schemas.microsoft.com/office/word/2010/wordprocessingInk" xmlns:wps="http://schemas.microsoft.com/office/word/2010/wordprocessingShape" mc:Ignorable="w14 wp14">
+  <w:p>
+    <w:pPr>
+      <w:pStyle w:val="Footer"/>
+      <w:jc w:val="right"/>
+    </w:pPr>
+    <w:fldSimple w:instr="PAGE"/>
+  </w:p>
+</w:ftr>
 </file>
 
 <file path=word/numbering.xml><?xml version="1.0" encoding="utf-8"?>
@@ -788,7 +594,7 @@
   <w:docDefaults>
     <w:rPrDefault>
       <w:rPr>
-        <w:rFonts w:asciiTheme="minorHAnsi" w:eastAsiaTheme="minorEastAsia" w:hAnsiTheme="minorHAnsi" w:cstheme="minorBidi"/>
+        <w:rFonts/>
         <w:sz w:val="22"/>
         <w:szCs w:val="22"/>
         <w:lang w:val="en-US" w:eastAsia="en-US" w:bidi="ar-SA"/>
@@ -943,6 +749,15 @@
     <w:name w:val="Normal"/>
     <w:qFormat/>
     <w:rsid w:val="00FC693F"/>
+    <w:pPr>
+      <w:spacing w:after="120" w:line="259" w:lineRule="auto"/>
+    </w:pPr>
+    <w:rPr>
+      <w:rFonts w:ascii="Times New Roman" w:hAnsi="Times New Roman"/>
+      <w:color w:val="000000"/>
+      <w:sz w:val="24"/>
+      <w:lang w:val="ky-KG"/>
+    </w:rPr>
   </w:style>
   <w:style w:type="paragraph" w:styleId="Header">
     <w:name w:val="header"/>
@@ -999,16 +814,17 @@
     <w:pPr>
       <w:keepNext/>
       <w:keepLines/>
-      <w:spacing w:before="480" w:after="0"/>
+      <w:spacing w:before="480" w:after="120" w:line="259" w:lineRule="auto"/>
       <w:outlineLvl w:val="0"/>
     </w:pPr>
     <w:rPr>
-      <w:rFonts w:asciiTheme="majorHAnsi" w:eastAsiaTheme="majorEastAsia" w:hAnsiTheme="majorHAnsi" w:cstheme="majorBidi"/>
+      <w:rFonts w:ascii="Times New Roman" w:hAnsi="Times New Roman"/>
       <w:b/>
       <w:bCs/>
-      <w:color w:val="365F91" w:themeColor="accent1" w:themeShade="BF"/>
-      <w:sz w:val="28"/>
+      <w:color w:val="000000"/>
+      <w:sz w:val="26"/>
       <w:szCs w:val="28"/>
+      <w:lang w:val="ky-KG"/>
     </w:rPr>
   </w:style>
   <w:style w:type="paragraph" w:styleId="Heading2">
@@ -1023,16 +839,17 @@
     <w:pPr>
       <w:keepNext/>
       <w:keepLines/>
-      <w:spacing w:before="200" w:after="0"/>
+      <w:spacing w:before="200" w:after="120" w:line="259" w:lineRule="auto"/>
       <w:outlineLvl w:val="1"/>
     </w:pPr>
     <w:rPr>
-      <w:rFonts w:asciiTheme="majorHAnsi" w:eastAsiaTheme="majorEastAsia" w:hAnsiTheme="majorHAnsi" w:cstheme="majorBidi"/>
+      <w:rFonts w:ascii="Times New Roman" w:hAnsi="Times New Roman"/>
       <w:b/>
       <w:bCs/>
-      <w:color w:val="4F81BD" w:themeColor="accent1"/>
+      <w:color w:val="000000"/>
       <w:sz w:val="26"/>
       <w:szCs w:val="26"/>
+      <w:lang w:val="ky-KG"/>
     </w:rPr>
   </w:style>
   <w:style w:type="paragraph" w:styleId="Heading3">
@@ -1051,7 +868,7 @@
       <w:outlineLvl w:val="2"/>
     </w:pPr>
     <w:rPr>
-      <w:rFonts w:asciiTheme="majorHAnsi" w:eastAsiaTheme="majorEastAsia" w:hAnsiTheme="majorHAnsi" w:cstheme="majorBidi"/>
+      <w:rFonts/>
       <w:b/>
       <w:bCs/>
       <w:color w:val="4F81BD" w:themeColor="accent1"/>
@@ -1074,7 +891,7 @@
       <w:outlineLvl w:val="3"/>
     </w:pPr>
     <w:rPr>
-      <w:rFonts w:asciiTheme="majorHAnsi" w:eastAsiaTheme="majorEastAsia" w:hAnsiTheme="majorHAnsi" w:cstheme="majorBidi"/>
+      <w:rFonts/>
       <w:b/>
       <w:bCs/>
       <w:i/>
@@ -1099,7 +916,7 @@
       <w:outlineLvl w:val="4"/>
     </w:pPr>
     <w:rPr>
-      <w:rFonts w:asciiTheme="majorHAnsi" w:eastAsiaTheme="majorEastAsia" w:hAnsiTheme="majorHAnsi" w:cstheme="majorBidi"/>
+      <w:rFonts/>
       <w:color w:val="243F60" w:themeColor="accent1" w:themeShade="7F"/>
     </w:rPr>
   </w:style>
@@ -1120,7 +937,7 @@
       <w:outlineLvl w:val="5"/>
     </w:pPr>
     <w:rPr>
-      <w:rFonts w:asciiTheme="majorHAnsi" w:eastAsiaTheme="majorEastAsia" w:hAnsiTheme="majorHAnsi" w:cstheme="majorBidi"/>
+      <w:rFonts/>
       <w:i/>
       <w:iCs/>
       <w:color w:val="243F60" w:themeColor="accent1" w:themeShade="7F"/>
@@ -1143,7 +960,7 @@
       <w:outlineLvl w:val="6"/>
     </w:pPr>
     <w:rPr>
-      <w:rFonts w:asciiTheme="majorHAnsi" w:eastAsiaTheme="majorEastAsia" w:hAnsiTheme="majorHAnsi" w:cstheme="majorBidi"/>
+      <w:rFonts/>
       <w:i/>
       <w:iCs/>
       <w:color w:val="404040" w:themeColor="text1" w:themeTint="BF"/>
@@ -1166,7 +983,7 @@
       <w:outlineLvl w:val="7"/>
     </w:pPr>
     <w:rPr>
-      <w:rFonts w:asciiTheme="majorHAnsi" w:eastAsiaTheme="majorEastAsia" w:hAnsiTheme="majorHAnsi" w:cstheme="majorBidi"/>
+      <w:rFonts/>
       <w:color w:val="4F81BD" w:themeColor="accent1"/>
       <w:sz w:val="20"/>
       <w:szCs w:val="20"/>
@@ -1189,7 +1006,7 @@
       <w:outlineLvl w:val="8"/>
     </w:pPr>
     <w:rPr>
-      <w:rFonts w:asciiTheme="majorHAnsi" w:eastAsiaTheme="majorEastAsia" w:hAnsiTheme="majorHAnsi" w:cstheme="majorBidi"/>
+      <w:rFonts/>
       <w:i/>
       <w:iCs/>
       <w:color w:val="404040" w:themeColor="text1" w:themeTint="BF"/>
@@ -1240,7 +1057,7 @@
     <w:uiPriority w:val="9"/>
     <w:rsid w:val="00FC693F"/>
     <w:rPr>
-      <w:rFonts w:asciiTheme="majorHAnsi" w:eastAsiaTheme="majorEastAsia" w:hAnsiTheme="majorHAnsi" w:cstheme="majorBidi"/>
+      <w:rFonts/>
       <w:b/>
       <w:bCs/>
       <w:color w:val="365F91" w:themeColor="accent1" w:themeShade="BF"/>
@@ -1255,7 +1072,7 @@
     <w:uiPriority w:val="9"/>
     <w:rsid w:val="00FC693F"/>
     <w:rPr>
-      <w:rFonts w:asciiTheme="majorHAnsi" w:eastAsiaTheme="majorEastAsia" w:hAnsiTheme="majorHAnsi" w:cstheme="majorBidi"/>
+      <w:rFonts/>
       <w:b/>
       <w:bCs/>
       <w:color w:val="4F81BD" w:themeColor="accent1"/>
@@ -1270,7 +1087,7 @@
     <w:uiPriority w:val="9"/>
     <w:rsid w:val="00FC693F"/>
     <w:rPr>
-      <w:rFonts w:asciiTheme="majorHAnsi" w:eastAsiaTheme="majorEastAsia" w:hAnsiTheme="majorHAnsi" w:cstheme="majorBidi"/>
+      <w:rFonts/>
       <w:b/>
       <w:bCs/>
       <w:color w:val="4F81BD" w:themeColor="accent1"/>
@@ -1285,19 +1102,17 @@
     <w:qFormat/>
     <w:rsid w:val="00FC693F"/>
     <w:pPr>
-      <w:pBdr>
-        <w:bottom w:val="single" w:sz="8" w:space="4" w:color="4F81BD" w:themeColor="accent1"/>
-      </w:pBdr>
-      <w:spacing w:after="300" w:line="240" w:lineRule="auto"/>
+      <w:spacing w:after="120" w:line="259" w:lineRule="auto"/>
       <w:contextualSpacing/>
     </w:pPr>
     <w:rPr>
-      <w:rFonts w:asciiTheme="majorHAnsi" w:eastAsiaTheme="majorEastAsia" w:hAnsiTheme="majorHAnsi" w:cstheme="majorBidi"/>
-      <w:color w:val="17365D" w:themeColor="text2" w:themeShade="BF"/>
+      <w:rFonts w:ascii="Times New Roman" w:hAnsi="Times New Roman"/>
+      <w:color w:val="000000"/>
       <w:spacing w:val="5"/>
       <w:kern w:val="28"/>
-      <w:sz w:val="52"/>
+      <w:sz w:val="40"/>
       <w:szCs w:val="52"/>
+      <w:lang w:val="ky-KG"/>
     </w:rPr>
   </w:style>
   <w:style w:type="character" w:customStyle="1" w:styleId="TitleChar">
@@ -1307,7 +1122,7 @@
     <w:uiPriority w:val="10"/>
     <w:rsid w:val="00FC693F"/>
     <w:rPr>
-      <w:rFonts w:asciiTheme="majorHAnsi" w:eastAsiaTheme="majorEastAsia" w:hAnsiTheme="majorHAnsi" w:cstheme="majorBidi"/>
+      <w:rFonts/>
       <w:color w:val="17365D" w:themeColor="text2" w:themeShade="BF"/>
       <w:spacing w:val="5"/>
       <w:kern w:val="28"/>
@@ -1329,7 +1144,7 @@
       </w:numPr>
     </w:pPr>
     <w:rPr>
-      <w:rFonts w:asciiTheme="majorHAnsi" w:eastAsiaTheme="majorEastAsia" w:hAnsiTheme="majorHAnsi" w:cstheme="majorBidi"/>
+      <w:rFonts/>
       <w:i/>
       <w:iCs/>
       <w:color w:val="4F81BD" w:themeColor="accent1"/>
@@ -1345,7 +1160,7 @@
     <w:uiPriority w:val="11"/>
     <w:rsid w:val="00FC693F"/>
     <w:rPr>
-      <w:rFonts w:asciiTheme="majorHAnsi" w:eastAsiaTheme="majorEastAsia" w:hAnsiTheme="majorHAnsi" w:cstheme="majorBidi"/>
+      <w:rFonts/>
       <w:i/>
       <w:iCs/>
       <w:color w:val="4F81BD" w:themeColor="accent1"/>
@@ -1470,8 +1285,15 @@
       <w:numPr>
         <w:numId w:val="1"/>
       </w:numPr>
+      <w:spacing w:after="120" w:line="259" w:lineRule="auto"/>
       <w:contextualSpacing/>
     </w:pPr>
+    <w:rPr>
+      <w:rFonts w:ascii="Times New Roman" w:hAnsi="Times New Roman"/>
+      <w:color w:val="000000"/>
+      <w:sz w:val="24"/>
+      <w:lang w:val="ky-KG"/>
+    </w:rPr>
   </w:style>
   <w:style w:type="paragraph" w:styleId="ListBullet2">
     <w:name w:val="List Bullet 2"/>
@@ -1643,7 +1465,7 @@
     <w:semiHidden/>
     <w:rsid w:val="00FC693F"/>
     <w:rPr>
-      <w:rFonts w:asciiTheme="majorHAnsi" w:eastAsiaTheme="majorEastAsia" w:hAnsiTheme="majorHAnsi" w:cstheme="majorBidi"/>
+      <w:rFonts/>
       <w:b/>
       <w:bCs/>
       <w:i/>
@@ -1659,7 +1481,7 @@
     <w:semiHidden/>
     <w:rsid w:val="00FC693F"/>
     <w:rPr>
-      <w:rFonts w:asciiTheme="majorHAnsi" w:eastAsiaTheme="majorEastAsia" w:hAnsiTheme="majorHAnsi" w:cstheme="majorBidi"/>
+      <w:rFonts/>
       <w:color w:val="243F60" w:themeColor="accent1" w:themeShade="7F"/>
     </w:rPr>
   </w:style>
@@ -1671,7 +1493,7 @@
     <w:semiHidden/>
     <w:rsid w:val="00FC693F"/>
     <w:rPr>
-      <w:rFonts w:asciiTheme="majorHAnsi" w:eastAsiaTheme="majorEastAsia" w:hAnsiTheme="majorHAnsi" w:cstheme="majorBidi"/>
+      <w:rFonts/>
       <w:i/>
       <w:iCs/>
       <w:color w:val="243F60" w:themeColor="accent1" w:themeShade="7F"/>
@@ -1685,7 +1507,7 @@
     <w:semiHidden/>
     <w:rsid w:val="00FC693F"/>
     <w:rPr>
-      <w:rFonts w:asciiTheme="majorHAnsi" w:eastAsiaTheme="majorEastAsia" w:hAnsiTheme="majorHAnsi" w:cstheme="majorBidi"/>
+      <w:rFonts/>
       <w:i/>
       <w:iCs/>
       <w:color w:val="404040" w:themeColor="text1" w:themeTint="BF"/>
@@ -1699,7 +1521,7 @@
     <w:semiHidden/>
     <w:rsid w:val="00FC693F"/>
     <w:rPr>
-      <w:rFonts w:asciiTheme="majorHAnsi" w:eastAsiaTheme="majorEastAsia" w:hAnsiTheme="majorHAnsi" w:cstheme="majorBidi"/>
+      <w:rFonts/>
       <w:color w:val="4F81BD" w:themeColor="accent1"/>
       <w:sz w:val="20"/>
       <w:szCs w:val="20"/>
@@ -1713,7 +1535,7 @@
     <w:semiHidden/>
     <w:rsid w:val="00FC693F"/>
     <w:rPr>
-      <w:rFonts w:asciiTheme="majorHAnsi" w:eastAsiaTheme="majorEastAsia" w:hAnsiTheme="majorHAnsi" w:cstheme="majorBidi"/>
+      <w:rFonts/>
       <w:i/>
       <w:iCs/>
       <w:color w:val="404040" w:themeColor="text1" w:themeTint="BF"/>
@@ -1772,9 +1594,6 @@
     <w:qFormat/>
     <w:rsid w:val="00FC693F"/>
     <w:pPr>
-      <w:pBdr>
-        <w:bottom w:val="single" w:sz="4" w:space="4" w:color="4F81BD" w:themeColor="accent1"/>
-      </w:pBdr>
       <w:spacing w:before="200" w:after="280"/>
       <w:ind w:left="936" w:right="936"/>
     </w:pPr>
@@ -3302,7 +3121,7 @@
         <w:spacing w:before="0" w:after="0" w:line="240" w:lineRule="auto"/>
       </w:pPr>
       <w:rPr>
-        <w:rFonts w:asciiTheme="majorHAnsi" w:eastAsiaTheme="majorEastAsia" w:hAnsiTheme="majorHAnsi" w:cstheme="majorBidi"/>
+        <w:rFonts/>
         <w:b/>
         <w:bCs/>
       </w:rPr>
@@ -3323,7 +3142,7 @@
         <w:spacing w:before="0" w:after="0" w:line="240" w:lineRule="auto"/>
       </w:pPr>
       <w:rPr>
-        <w:rFonts w:asciiTheme="majorHAnsi" w:eastAsiaTheme="majorEastAsia" w:hAnsiTheme="majorHAnsi" w:cstheme="majorBidi"/>
+        <w:rFonts/>
         <w:b/>
         <w:bCs/>
       </w:rPr>
@@ -3341,14 +3160,14 @@
     </w:tblStylePr>
     <w:tblStylePr w:type="firstCol">
       <w:rPr>
-        <w:rFonts w:asciiTheme="majorHAnsi" w:eastAsiaTheme="majorEastAsia" w:hAnsiTheme="majorHAnsi" w:cstheme="majorBidi"/>
+        <w:rFonts/>
         <w:b/>
         <w:bCs/>
       </w:rPr>
     </w:tblStylePr>
     <w:tblStylePr w:type="lastCol">
       <w:rPr>
-        <w:rFonts w:asciiTheme="majorHAnsi" w:eastAsiaTheme="majorEastAsia" w:hAnsiTheme="majorHAnsi" w:cstheme="majorBidi"/>
+        <w:rFonts/>
         <w:b/>
         <w:bCs/>
       </w:rPr>
@@ -3432,7 +3251,7 @@
         <w:spacing w:before="0" w:after="0" w:line="240" w:lineRule="auto"/>
       </w:pPr>
       <w:rPr>
-        <w:rFonts w:asciiTheme="majorHAnsi" w:eastAsiaTheme="majorEastAsia" w:hAnsiTheme="majorHAnsi" w:cstheme="majorBidi"/>
+        <w:rFonts/>
         <w:b/>
         <w:bCs/>
       </w:rPr>
@@ -3453,7 +3272,7 @@
         <w:spacing w:before="0" w:after="0" w:line="240" w:lineRule="auto"/>
       </w:pPr>
       <w:rPr>
-        <w:rFonts w:asciiTheme="majorHAnsi" w:eastAsiaTheme="majorEastAsia" w:hAnsiTheme="majorHAnsi" w:cstheme="majorBidi"/>
+        <w:rFonts/>
         <w:b/>
         <w:bCs/>
       </w:rPr>
@@ -3471,14 +3290,14 @@
     </w:tblStylePr>
     <w:tblStylePr w:type="firstCol">
       <w:rPr>
-        <w:rFonts w:asciiTheme="majorHAnsi" w:eastAsiaTheme="majorEastAsia" w:hAnsiTheme="majorHAnsi" w:cstheme="majorBidi"/>
+        <w:rFonts/>
         <w:b/>
         <w:bCs/>
       </w:rPr>
     </w:tblStylePr>
     <w:tblStylePr w:type="lastCol">
       <w:rPr>
-        <w:rFonts w:asciiTheme="majorHAnsi" w:eastAsiaTheme="majorEastAsia" w:hAnsiTheme="majorHAnsi" w:cstheme="majorBidi"/>
+        <w:rFonts/>
         <w:b/>
         <w:bCs/>
       </w:rPr>
@@ -3562,7 +3381,7 @@
         <w:spacing w:before="0" w:after="0" w:line="240" w:lineRule="auto"/>
       </w:pPr>
       <w:rPr>
-        <w:rFonts w:asciiTheme="majorHAnsi" w:eastAsiaTheme="majorEastAsia" w:hAnsiTheme="majorHAnsi" w:cstheme="majorBidi"/>
+        <w:rFonts/>
         <w:b/>
         <w:bCs/>
       </w:rPr>
@@ -3583,7 +3402,7 @@
         <w:spacing w:before="0" w:after="0" w:line="240" w:lineRule="auto"/>
       </w:pPr>
       <w:rPr>
-        <w:rFonts w:asciiTheme="majorHAnsi" w:eastAsiaTheme="majorEastAsia" w:hAnsiTheme="majorHAnsi" w:cstheme="majorBidi"/>
+        <w:rFonts/>
         <w:b/>
         <w:bCs/>
       </w:rPr>
@@ -3601,14 +3420,14 @@
     </w:tblStylePr>
     <w:tblStylePr w:type="firstCol">
       <w:rPr>
-        <w:rFonts w:asciiTheme="majorHAnsi" w:eastAsiaTheme="majorEastAsia" w:hAnsiTheme="majorHAnsi" w:cstheme="majorBidi"/>
+        <w:rFonts/>
         <w:b/>
         <w:bCs/>
       </w:rPr>
     </w:tblStylePr>
     <w:tblStylePr w:type="lastCol">
       <w:rPr>
-        <w:rFonts w:asciiTheme="majorHAnsi" w:eastAsiaTheme="majorEastAsia" w:hAnsiTheme="majorHAnsi" w:cstheme="majorBidi"/>
+        <w:rFonts/>
         <w:b/>
         <w:bCs/>
       </w:rPr>
@@ -3692,7 +3511,7 @@
         <w:spacing w:before="0" w:after="0" w:line="240" w:lineRule="auto"/>
       </w:pPr>
       <w:rPr>
-        <w:rFonts w:asciiTheme="majorHAnsi" w:eastAsiaTheme="majorEastAsia" w:hAnsiTheme="majorHAnsi" w:cstheme="majorBidi"/>
+        <w:rFonts/>
         <w:b/>
         <w:bCs/>
       </w:rPr>
@@ -3713,7 +3532,7 @@
         <w:spacing w:before="0" w:after="0" w:line="240" w:lineRule="auto"/>
       </w:pPr>
       <w:rPr>
-        <w:rFonts w:asciiTheme="majorHAnsi" w:eastAsiaTheme="majorEastAsia" w:hAnsiTheme="majorHAnsi" w:cstheme="majorBidi"/>
+        <w:rFonts/>
         <w:b/>
         <w:bCs/>
       </w:rPr>
@@ -3731,14 +3550,14 @@
     </w:tblStylePr>
     <w:tblStylePr w:type="firstCol">
       <w:rPr>
-        <w:rFonts w:asciiTheme="majorHAnsi" w:eastAsiaTheme="majorEastAsia" w:hAnsiTheme="majorHAnsi" w:cstheme="majorBidi"/>
+        <w:rFonts/>
         <w:b/>
         <w:bCs/>
       </w:rPr>
     </w:tblStylePr>
     <w:tblStylePr w:type="lastCol">
       <w:rPr>
-        <w:rFonts w:asciiTheme="majorHAnsi" w:eastAsiaTheme="majorEastAsia" w:hAnsiTheme="majorHAnsi" w:cstheme="majorBidi"/>
+        <w:rFonts/>
         <w:b/>
         <w:bCs/>
       </w:rPr>
@@ -3822,7 +3641,7 @@
         <w:spacing w:before="0" w:after="0" w:line="240" w:lineRule="auto"/>
       </w:pPr>
       <w:rPr>
-        <w:rFonts w:asciiTheme="majorHAnsi" w:eastAsiaTheme="majorEastAsia" w:hAnsiTheme="majorHAnsi" w:cstheme="majorBidi"/>
+        <w:rFonts/>
         <w:b/>
         <w:bCs/>
       </w:rPr>
@@ -3843,7 +3662,7 @@
         <w:spacing w:before="0" w:after="0" w:line="240" w:lineRule="auto"/>
       </w:pPr>
       <w:rPr>
-        <w:rFonts w:asciiTheme="majorHAnsi" w:eastAsiaTheme="majorEastAsia" w:hAnsiTheme="majorHAnsi" w:cstheme="majorBidi"/>
+        <w:rFonts/>
         <w:b/>
         <w:bCs/>
       </w:rPr>
@@ -3861,14 +3680,14 @@
     </w:tblStylePr>
     <w:tblStylePr w:type="firstCol">
       <w:rPr>
-        <w:rFonts w:asciiTheme="majorHAnsi" w:eastAsiaTheme="majorEastAsia" w:hAnsiTheme="majorHAnsi" w:cstheme="majorBidi"/>
+        <w:rFonts/>
         <w:b/>
         <w:bCs/>
       </w:rPr>
     </w:tblStylePr>
     <w:tblStylePr w:type="lastCol">
       <w:rPr>
-        <w:rFonts w:asciiTheme="majorHAnsi" w:eastAsiaTheme="majorEastAsia" w:hAnsiTheme="majorHAnsi" w:cstheme="majorBidi"/>
+        <w:rFonts/>
         <w:b/>
         <w:bCs/>
       </w:rPr>
@@ -3952,7 +3771,7 @@
         <w:spacing w:before="0" w:after="0" w:line="240" w:lineRule="auto"/>
       </w:pPr>
       <w:rPr>
-        <w:rFonts w:asciiTheme="majorHAnsi" w:eastAsiaTheme="majorEastAsia" w:hAnsiTheme="majorHAnsi" w:cstheme="majorBidi"/>
+        <w:rFonts/>
         <w:b/>
         <w:bCs/>
       </w:rPr>
@@ -3973,7 +3792,7 @@
         <w:spacing w:before="0" w:after="0" w:line="240" w:lineRule="auto"/>
       </w:pPr>
       <w:rPr>
-        <w:rFonts w:asciiTheme="majorHAnsi" w:eastAsiaTheme="majorEastAsia" w:hAnsiTheme="majorHAnsi" w:cstheme="majorBidi"/>
+        <w:rFonts/>
         <w:b/>
         <w:bCs/>
       </w:rPr>
@@ -3991,14 +3810,14 @@
     </w:tblStylePr>
     <w:tblStylePr w:type="firstCol">
       <w:rPr>
-        <w:rFonts w:asciiTheme="majorHAnsi" w:eastAsiaTheme="majorEastAsia" w:hAnsiTheme="majorHAnsi" w:cstheme="majorBidi"/>
+        <w:rFonts/>
         <w:b/>
         <w:bCs/>
       </w:rPr>
     </w:tblStylePr>
     <w:tblStylePr w:type="lastCol">
       <w:rPr>
-        <w:rFonts w:asciiTheme="majorHAnsi" w:eastAsiaTheme="majorEastAsia" w:hAnsiTheme="majorHAnsi" w:cstheme="majorBidi"/>
+        <w:rFonts/>
         <w:b/>
         <w:bCs/>
       </w:rPr>
@@ -4082,7 +3901,7 @@
         <w:spacing w:before="0" w:after="0" w:line="240" w:lineRule="auto"/>
       </w:pPr>
       <w:rPr>
-        <w:rFonts w:asciiTheme="majorHAnsi" w:eastAsiaTheme="majorEastAsia" w:hAnsiTheme="majorHAnsi" w:cstheme="majorBidi"/>
+        <w:rFonts/>
         <w:b/>
         <w:bCs/>
       </w:rPr>
@@ -4103,7 +3922,7 @@
         <w:spacing w:before="0" w:after="0" w:line="240" w:lineRule="auto"/>
       </w:pPr>
       <w:rPr>
-        <w:rFonts w:asciiTheme="majorHAnsi" w:eastAsiaTheme="majorEastAsia" w:hAnsiTheme="majorHAnsi" w:cstheme="majorBidi"/>
+        <w:rFonts/>
         <w:b/>
         <w:bCs/>
       </w:rPr>
@@ -4121,14 +3940,14 @@
     </w:tblStylePr>
     <w:tblStylePr w:type="firstCol">
       <w:rPr>
-        <w:rFonts w:asciiTheme="majorHAnsi" w:eastAsiaTheme="majorEastAsia" w:hAnsiTheme="majorHAnsi" w:cstheme="majorBidi"/>
+        <w:rFonts/>
         <w:b/>
         <w:bCs/>
       </w:rPr>
     </w:tblStylePr>
     <w:tblStylePr w:type="lastCol">
       <w:rPr>
-        <w:rFonts w:asciiTheme="majorHAnsi" w:eastAsiaTheme="majorEastAsia" w:hAnsiTheme="majorHAnsi" w:cstheme="majorBidi"/>
+        <w:rFonts/>
         <w:b/>
         <w:bCs/>
       </w:rPr>
@@ -5993,7 +5812,7 @@
     </w:tblPr>
     <w:tblStylePr w:type="firstRow">
       <w:rPr>
-        <w:rFonts w:asciiTheme="majorHAnsi" w:eastAsiaTheme="majorEastAsia" w:hAnsiTheme="majorHAnsi" w:cstheme="majorBidi"/>
+        <w:rFonts/>
       </w:rPr>
       <w:tblPr/>
       <w:tcPr>
@@ -6077,7 +5896,7 @@
     </w:tblPr>
     <w:tblStylePr w:type="firstRow">
       <w:rPr>
-        <w:rFonts w:asciiTheme="majorHAnsi" w:eastAsiaTheme="majorEastAsia" w:hAnsiTheme="majorHAnsi" w:cstheme="majorBidi"/>
+        <w:rFonts/>
       </w:rPr>
       <w:tblPr/>
       <w:tcPr>
@@ -6161,7 +5980,7 @@
     </w:tblPr>
     <w:tblStylePr w:type="firstRow">
       <w:rPr>
-        <w:rFonts w:asciiTheme="majorHAnsi" w:eastAsiaTheme="majorEastAsia" w:hAnsiTheme="majorHAnsi" w:cstheme="majorBidi"/>
+        <w:rFonts/>
       </w:rPr>
       <w:tblPr/>
       <w:tcPr>
@@ -6245,7 +6064,7 @@
     </w:tblPr>
     <w:tblStylePr w:type="firstRow">
       <w:rPr>
-        <w:rFonts w:asciiTheme="majorHAnsi" w:eastAsiaTheme="majorEastAsia" w:hAnsiTheme="majorHAnsi" w:cstheme="majorBidi"/>
+        <w:rFonts/>
       </w:rPr>
       <w:tblPr/>
       <w:tcPr>
@@ -6329,7 +6148,7 @@
     </w:tblPr>
     <w:tblStylePr w:type="firstRow">
       <w:rPr>
-        <w:rFonts w:asciiTheme="majorHAnsi" w:eastAsiaTheme="majorEastAsia" w:hAnsiTheme="majorHAnsi" w:cstheme="majorBidi"/>
+        <w:rFonts/>
       </w:rPr>
       <w:tblPr/>
       <w:tcPr>
@@ -6413,7 +6232,7 @@
     </w:tblPr>
     <w:tblStylePr w:type="firstRow">
       <w:rPr>
-        <w:rFonts w:asciiTheme="majorHAnsi" w:eastAsiaTheme="majorEastAsia" w:hAnsiTheme="majorHAnsi" w:cstheme="majorBidi"/>
+        <w:rFonts/>
       </w:rPr>
       <w:tblPr/>
       <w:tcPr>
@@ -6497,7 +6316,7 @@
     </w:tblPr>
     <w:tblStylePr w:type="firstRow">
       <w:rPr>
-        <w:rFonts w:asciiTheme="majorHAnsi" w:eastAsiaTheme="majorEastAsia" w:hAnsiTheme="majorHAnsi" w:cstheme="majorBidi"/>
+        <w:rFonts/>
       </w:rPr>
       <w:tblPr/>
       <w:tcPr>
@@ -6562,7 +6381,7 @@
       <w:spacing w:after="0" w:line="240" w:lineRule="auto"/>
     </w:pPr>
     <w:rPr>
-      <w:rFonts w:asciiTheme="majorHAnsi" w:eastAsiaTheme="majorEastAsia" w:hAnsiTheme="majorHAnsi" w:cstheme="majorBidi"/>
+      <w:rFonts/>
       <w:color w:val="000000" w:themeColor="text1"/>
     </w:rPr>
     <w:tblPr>
@@ -6690,7 +6509,7 @@
       <w:spacing w:after="0" w:line="240" w:lineRule="auto"/>
     </w:pPr>
     <w:rPr>
-      <w:rFonts w:asciiTheme="majorHAnsi" w:eastAsiaTheme="majorEastAsia" w:hAnsiTheme="majorHAnsi" w:cstheme="majorBidi"/>
+      <w:rFonts/>
       <w:color w:val="000000" w:themeColor="text1"/>
     </w:rPr>
     <w:tblPr>
@@ -6818,7 +6637,7 @@
       <w:spacing w:after="0" w:line="240" w:lineRule="auto"/>
     </w:pPr>
     <w:rPr>
-      <w:rFonts w:asciiTheme="majorHAnsi" w:eastAsiaTheme="majorEastAsia" w:hAnsiTheme="majorHAnsi" w:cstheme="majorBidi"/>
+      <w:rFonts/>
       <w:color w:val="000000" w:themeColor="text1"/>
     </w:rPr>
     <w:tblPr>
@@ -6946,7 +6765,7 @@
       <w:spacing w:after="0" w:line="240" w:lineRule="auto"/>
     </w:pPr>
     <w:rPr>
-      <w:rFonts w:asciiTheme="majorHAnsi" w:eastAsiaTheme="majorEastAsia" w:hAnsiTheme="majorHAnsi" w:cstheme="majorBidi"/>
+      <w:rFonts/>
       <w:color w:val="000000" w:themeColor="text1"/>
     </w:rPr>
     <w:tblPr>
@@ -7074,7 +6893,7 @@
       <w:spacing w:after="0" w:line="240" w:lineRule="auto"/>
     </w:pPr>
     <w:rPr>
-      <w:rFonts w:asciiTheme="majorHAnsi" w:eastAsiaTheme="majorEastAsia" w:hAnsiTheme="majorHAnsi" w:cstheme="majorBidi"/>
+      <w:rFonts/>
       <w:color w:val="000000" w:themeColor="text1"/>
     </w:rPr>
     <w:tblPr>
@@ -7202,7 +7021,7 @@
       <w:spacing w:after="0" w:line="240" w:lineRule="auto"/>
     </w:pPr>
     <w:rPr>
-      <w:rFonts w:asciiTheme="majorHAnsi" w:eastAsiaTheme="majorEastAsia" w:hAnsiTheme="majorHAnsi" w:cstheme="majorBidi"/>
+      <w:rFonts/>
       <w:color w:val="000000" w:themeColor="text1"/>
     </w:rPr>
     <w:tblPr>
@@ -7330,7 +7149,7 @@
       <w:spacing w:after="0" w:line="240" w:lineRule="auto"/>
     </w:pPr>
     <w:rPr>
-      <w:rFonts w:asciiTheme="majorHAnsi" w:eastAsiaTheme="majorEastAsia" w:hAnsiTheme="majorHAnsi" w:cstheme="majorBidi"/>
+      <w:rFonts/>
       <w:color w:val="000000" w:themeColor="text1"/>
     </w:rPr>
     <w:tblPr>
@@ -7969,7 +7788,7 @@
       <w:spacing w:after="0" w:line="240" w:lineRule="auto"/>
     </w:pPr>
     <w:rPr>
-      <w:rFonts w:asciiTheme="majorHAnsi" w:eastAsiaTheme="majorEastAsia" w:hAnsiTheme="majorHAnsi" w:cstheme="majorBidi"/>
+      <w:rFonts/>
       <w:color w:val="000000" w:themeColor="text1"/>
     </w:rPr>
     <w:tblPr>
@@ -8094,7 +7913,7 @@
       <w:spacing w:after="0" w:line="240" w:lineRule="auto"/>
     </w:pPr>
     <w:rPr>
-      <w:rFonts w:asciiTheme="majorHAnsi" w:eastAsiaTheme="majorEastAsia" w:hAnsiTheme="majorHAnsi" w:cstheme="majorBidi"/>
+      <w:rFonts/>
       <w:color w:val="000000" w:themeColor="text1"/>
     </w:rPr>
     <w:tblPr>
@@ -8219,7 +8038,7 @@
       <w:spacing w:after="0" w:line="240" w:lineRule="auto"/>
     </w:pPr>
     <w:rPr>
-      <w:rFonts w:asciiTheme="majorHAnsi" w:eastAsiaTheme="majorEastAsia" w:hAnsiTheme="majorHAnsi" w:cstheme="majorBidi"/>
+      <w:rFonts/>
       <w:color w:val="000000" w:themeColor="text1"/>
     </w:rPr>
     <w:tblPr>
@@ -8344,7 +8163,7 @@
       <w:spacing w:after="0" w:line="240" w:lineRule="auto"/>
     </w:pPr>
     <w:rPr>
-      <w:rFonts w:asciiTheme="majorHAnsi" w:eastAsiaTheme="majorEastAsia" w:hAnsiTheme="majorHAnsi" w:cstheme="majorBidi"/>
+      <w:rFonts/>
       <w:color w:val="000000" w:themeColor="text1"/>
     </w:rPr>
     <w:tblPr>
@@ -8469,7 +8288,7 @@
       <w:spacing w:after="0" w:line="240" w:lineRule="auto"/>
     </w:pPr>
     <w:rPr>
-      <w:rFonts w:asciiTheme="majorHAnsi" w:eastAsiaTheme="majorEastAsia" w:hAnsiTheme="majorHAnsi" w:cstheme="majorBidi"/>
+      <w:rFonts/>
       <w:color w:val="000000" w:themeColor="text1"/>
     </w:rPr>
     <w:tblPr>
@@ -8594,7 +8413,7 @@
       <w:spacing w:after="0" w:line="240" w:lineRule="auto"/>
     </w:pPr>
     <w:rPr>
-      <w:rFonts w:asciiTheme="majorHAnsi" w:eastAsiaTheme="majorEastAsia" w:hAnsiTheme="majorHAnsi" w:cstheme="majorBidi"/>
+      <w:rFonts/>
       <w:color w:val="000000" w:themeColor="text1"/>
     </w:rPr>
     <w:tblPr>
@@ -8719,7 +8538,7 @@
       <w:spacing w:after="0" w:line="240" w:lineRule="auto"/>
     </w:pPr>
     <w:rPr>
-      <w:rFonts w:asciiTheme="majorHAnsi" w:eastAsiaTheme="majorEastAsia" w:hAnsiTheme="majorHAnsi" w:cstheme="majorBidi"/>
+      <w:rFonts/>
       <w:color w:val="000000" w:themeColor="text1"/>
     </w:rPr>
     <w:tblPr>
